--- a/docs/3/S40/S40C.docx
+++ b/docs/3/S40/S40C.docx
@@ -1530,7 +1530,10 @@
               <w:jc w:val="both"/>
             </w:pPr>
             <w:r>
-              <w:t>E) Atome avec un nucléon.</w:t>
+              <w:t>D</w:t>
+            </w:r>
+            <w:r>
+              <w:t>) Atome avec un nucléon.</w:t>
             </w:r>
           </w:p>
           <w:p>
@@ -1539,7 +1542,10 @@
               <w:jc w:val="both"/>
             </w:pPr>
             <w:r>
-              <w:t xml:space="preserve">D) Atome avec </w:t>
+              <w:t>E</w:t>
+            </w:r>
+            <w:r>
+              <w:t xml:space="preserve">) Atome avec </w:t>
             </w:r>
             <w:r>
               <w:t>dix-sept</w:t>
@@ -1781,7 +1787,10 @@
               <w:jc w:val="both"/>
             </w:pPr>
             <w:r>
-              <w:t>E) Atome avec un nucléon.</w:t>
+              <w:t>D</w:t>
+            </w:r>
+            <w:r>
+              <w:t>) Atome avec un nucléon.</w:t>
             </w:r>
           </w:p>
           <w:p>
@@ -1790,7 +1799,10 @@
               <w:jc w:val="both"/>
             </w:pPr>
             <w:r>
-              <w:t>D) Atome avec dix-sept nucléons.</w:t>
+              <w:t>E</w:t>
+            </w:r>
+            <w:r>
+              <w:t>) Atome avec dix-sept nucléons.</w:t>
             </w:r>
           </w:p>
         </w:tc>
@@ -2009,7 +2021,10 @@
               <w:jc w:val="both"/>
             </w:pPr>
             <w:r>
-              <w:t xml:space="preserve">E) Atome avec </w:t>
+              <w:t>D</w:t>
+            </w:r>
+            <w:r>
+              <w:t xml:space="preserve">) Atome avec </w:t>
             </w:r>
             <w:r>
               <w:t>un</w:t>
@@ -2024,7 +2039,10 @@
               <w:jc w:val="both"/>
             </w:pPr>
             <w:r>
-              <w:t xml:space="preserve">D) </w:t>
+              <w:t>E</w:t>
+            </w:r>
+            <w:r>
+              <w:t xml:space="preserve">) </w:t>
             </w:r>
             <w:r>
               <w:t>Atome avec trois nucléons.</w:t>
@@ -2250,7 +2268,10 @@
               <w:jc w:val="both"/>
             </w:pPr>
             <w:r>
-              <w:t xml:space="preserve">E) Atome avec </w:t>
+              <w:t>D</w:t>
+            </w:r>
+            <w:r>
+              <w:t xml:space="preserve">) Atome avec </w:t>
             </w:r>
             <w:r>
               <w:t>huit</w:t>
@@ -2271,7 +2292,10 @@
               <w:jc w:val="both"/>
             </w:pPr>
             <w:r>
-              <w:t>D)</w:t>
+              <w:t>E</w:t>
+            </w:r>
+            <w:r>
+              <w:t>)</w:t>
             </w:r>
             <w:r>
               <w:t xml:space="preserve"> </w:t>
@@ -4103,6 +4127,15 @@
                     <w:rPr>
                       <w:rFonts w:ascii="Cambria Math" w:hAnsi="Cambria Math" w:cs="Times New Roman"/>
                     </w:rPr>
+                    <m:t>4(</m:t>
+                  </m:r>
+                  <m:r>
+                    <m:rPr>
+                      <m:sty m:val="p"/>
+                    </m:rPr>
+                    <w:rPr>
+                      <w:rFonts w:ascii="Cambria Math" w:hAnsi="Cambria Math" w:cs="Times New Roman"/>
+                    </w:rPr>
                     <m:t>H</m:t>
                   </m:r>
                 </m:e>
@@ -4126,6 +4159,15 @@
                   <w:rFonts w:ascii="Cambria Math" w:hAnsi="Cambria Math" w:cs="Times New Roman"/>
                 </w:rPr>
                 <m:t>O</m:t>
+              </m:r>
+              <m:r>
+                <m:rPr>
+                  <m:sty m:val="p"/>
+                </m:rPr>
+                <w:rPr>
+                  <w:rFonts w:ascii="Cambria Math" w:hAnsi="Cambria Math" w:cs="Times New Roman"/>
+                </w:rPr>
+                <m:t>)</m:t>
               </m:r>
             </m:oMath>
           </w:p>
@@ -7197,7 +7239,7 @@
                 </m:rPr>
                 <w:rPr>
                   <w:rFonts w:ascii="Cambria Math" w:hAnsi="Cambria Math"/>
-                  <w:highlight w:val="magenta"/>
+                  <w:highlight w:val="darkMagenta"/>
                 </w:rPr>
                 <m:t>·</m:t>
               </m:r>
@@ -7249,7 +7291,25 @@
                   <w:rPr>
                     <w:rFonts w:ascii="Cambria Math" w:hAnsi="Cambria Math" w:cs="Times New Roman"/>
                   </w:rPr>
-                  <m:t>2KCl</m:t>
+                  <m:t>2</m:t>
+                </m:r>
+                <m:r>
+                  <m:rPr>
+                    <m:sty m:val="p"/>
+                  </m:rPr>
+                  <w:rPr>
+                    <w:rFonts w:ascii="Cambria Math" w:hAnsi="Cambria Math" w:cs="Times New Roman"/>
+                  </w:rPr>
+                  <m:t>(</m:t>
+                </m:r>
+                <m:r>
+                  <m:rPr>
+                    <m:sty m:val="p"/>
+                  </m:rPr>
+                  <w:rPr>
+                    <w:rFonts w:ascii="Cambria Math" w:hAnsi="Cambria Math" w:cs="Times New Roman"/>
+                  </w:rPr>
+                  <m:t>KCl</m:t>
                 </m:r>
                 <m:sSub>
                   <m:sSubPr>
@@ -7280,6 +7340,15 @@
                     </m:r>
                   </m:sub>
                 </m:sSub>
+                <m:r>
+                  <m:rPr>
+                    <m:sty m:val="p"/>
+                  </m:rPr>
+                  <w:rPr>
+                    <w:rFonts w:ascii="Cambria Math" w:hAnsi="Cambria Math" w:cs="Times New Roman"/>
+                  </w:rPr>
+                  <m:t>)</m:t>
+                </m:r>
                 <m:r>
                   <m:rPr>
                     <m:sty m:val="p"/>
@@ -7523,7 +7592,43 @@
                   <w:rPr>
                     <w:rFonts w:ascii="Cambria Math" w:hAnsi="Cambria Math" w:cs="Times New Roman"/>
                   </w:rPr>
-                  <m:t>1 Zn+2HCl  → 1(Zn</m:t>
+                  <m:t>1 Zn+2</m:t>
+                </m:r>
+                <m:r>
+                  <m:rPr>
+                    <m:sty m:val="p"/>
+                  </m:rPr>
+                  <w:rPr>
+                    <w:rFonts w:ascii="Cambria Math" w:hAnsi="Cambria Math" w:cs="Times New Roman"/>
+                  </w:rPr>
+                  <m:t>(</m:t>
+                </m:r>
+                <m:r>
+                  <m:rPr>
+                    <m:sty m:val="p"/>
+                  </m:rPr>
+                  <w:rPr>
+                    <w:rFonts w:ascii="Cambria Math" w:hAnsi="Cambria Math" w:cs="Times New Roman"/>
+                  </w:rPr>
+                  <m:t>HCl</m:t>
+                </m:r>
+                <m:r>
+                  <m:rPr>
+                    <m:sty m:val="p"/>
+                  </m:rPr>
+                  <w:rPr>
+                    <w:rFonts w:ascii="Cambria Math" w:hAnsi="Cambria Math" w:cs="Times New Roman"/>
+                  </w:rPr>
+                  <m:t>)</m:t>
+                </m:r>
+                <m:r>
+                  <m:rPr>
+                    <m:sty m:val="p"/>
+                  </m:rPr>
+                  <w:rPr>
+                    <w:rFonts w:ascii="Cambria Math" w:hAnsi="Cambria Math" w:cs="Times New Roman"/>
+                  </w:rPr>
+                  <m:t xml:space="preserve">  → 1(Zn</m:t>
                 </m:r>
                 <m:sSub>
                   <m:sSubPr>
@@ -7722,7 +7827,7 @@
                 <w:noProof/>
               </w:rPr>
               <w:drawing>
-                <wp:inline distT="0" distB="0" distL="0" distR="0" wp14:anchorId="52B3260B" wp14:editId="0A056E5D">
+                <wp:inline distT="0" distB="0" distL="0" distR="0" wp14:anchorId="52B3260B" wp14:editId="6CFD0C8A">
                   <wp:extent cx="2507031" cy="3120692"/>
                   <wp:effectExtent l="0" t="0" r="0" b="3810"/>
                   <wp:docPr id="811501789" name="Image 27"/>
@@ -8706,7 +8811,7 @@
                       <w:noProof/>
                     </w:rPr>
                     <w:drawing>
-                      <wp:inline distT="0" distB="0" distL="0" distR="0" wp14:anchorId="46B7FA8B" wp14:editId="5AB26CD1">
+                      <wp:inline distT="0" distB="0" distL="0" distR="0" wp14:anchorId="46B7FA8B" wp14:editId="6CCC198C">
                         <wp:extent cx="821803" cy="663329"/>
                         <wp:effectExtent l="0" t="0" r="3810" b="0"/>
                         <wp:docPr id="774257761" name="Image 4" descr="Une image contenant balle&#10;&#10;Description générée automatiquement"/>
@@ -8767,7 +8872,7 @@
                       <w:noProof/>
                     </w:rPr>
                     <w:drawing>
-                      <wp:inline distT="0" distB="0" distL="0" distR="0" wp14:anchorId="5488A7ED" wp14:editId="2457E329">
+                      <wp:inline distT="0" distB="0" distL="0" distR="0" wp14:anchorId="5488A7ED" wp14:editId="5B26710E">
                         <wp:extent cx="833509" cy="672778"/>
                         <wp:effectExtent l="0" t="0" r="5080" b="635"/>
                         <wp:docPr id="27328944" name="Image 4" descr="Une image contenant balle&#10;&#10;Description générée automatiquement"/>
@@ -9310,7 +9415,7 @@
                       <w:noProof/>
                     </w:rPr>
                     <w:drawing>
-                      <wp:inline distT="0" distB="0" distL="0" distR="0" wp14:anchorId="6CF11963" wp14:editId="134A4C25">
+                      <wp:inline distT="0" distB="0" distL="0" distR="0" wp14:anchorId="6CF11963" wp14:editId="1F42A7A7">
                         <wp:extent cx="821803" cy="663329"/>
                         <wp:effectExtent l="0" t="0" r="3810" b="0"/>
                         <wp:docPr id="34458663" name="Image 4" descr="Une image contenant balle&#10;&#10;Description générée automatiquement"/>
@@ -11930,7 +12035,7 @@
                       <w:noProof/>
                     </w:rPr>
                     <w:drawing>
-                      <wp:inline distT="0" distB="0" distL="0" distR="0" wp14:anchorId="5BC8DCA1" wp14:editId="7CDF0831">
+                      <wp:inline distT="0" distB="0" distL="0" distR="0" wp14:anchorId="5BC8DCA1" wp14:editId="1EB4F5B3">
                         <wp:extent cx="625551" cy="509286"/>
                         <wp:effectExtent l="0" t="0" r="0" b="0"/>
                         <wp:docPr id="1028104822" name="Image 2" descr="Une image contenant balle, œuf&#10;&#10;Description générée automatiquement"/>
@@ -12409,7 +12514,7 @@
                       <w:noProof/>
                     </w:rPr>
                     <w:drawing>
-                      <wp:inline distT="0" distB="0" distL="0" distR="0" wp14:anchorId="5EDA82EF" wp14:editId="088BF913">
+                      <wp:inline distT="0" distB="0" distL="0" distR="0" wp14:anchorId="5EDA82EF" wp14:editId="028E0DD2">
                         <wp:extent cx="625551" cy="509286"/>
                         <wp:effectExtent l="0" t="0" r="0" b="0"/>
                         <wp:docPr id="1636629713" name="Image 2" descr="Une image contenant balle, œuf&#10;&#10;Description générée automatiquement"/>
@@ -12712,7 +12817,7 @@
                       <w:noProof/>
                     </w:rPr>
                     <w:drawing>
-                      <wp:inline distT="0" distB="0" distL="0" distR="0" wp14:anchorId="2706B1AB" wp14:editId="153E0D2B">
+                      <wp:inline distT="0" distB="0" distL="0" distR="0" wp14:anchorId="2706B1AB" wp14:editId="5921D8FB">
                         <wp:extent cx="625551" cy="509286"/>
                         <wp:effectExtent l="0" t="0" r="0" b="0"/>
                         <wp:docPr id="1974630299" name="Image 2" descr="Une image contenant balle, œuf&#10;&#10;Description générée automatiquement"/>
@@ -13146,7 +13251,7 @@
                       <w:noProof/>
                     </w:rPr>
                     <w:drawing>
-                      <wp:inline distT="0" distB="0" distL="0" distR="0" wp14:anchorId="18593739" wp14:editId="5B2E2B40">
+                      <wp:inline distT="0" distB="0" distL="0" distR="0" wp14:anchorId="18593739" wp14:editId="622FA6E0">
                         <wp:extent cx="625551" cy="509286"/>
                         <wp:effectExtent l="0" t="0" r="0" b="0"/>
                         <wp:docPr id="1836309540" name="Image 2" descr="Une image contenant balle, œuf&#10;&#10;Description générée automatiquement"/>
